--- a/dist/BO_NOP_HOAN_CHINH_2026-06/3_luan_an_chuong_phu_luc/kappa_synthesis_en.docx
+++ b/dist/BO_NOP_HOAN_CHINH_2026-06/3_luan_an_chuong_phu_luc/kappa_synthesis_en.docx
@@ -661,6 +661,113 @@
               <w:jc w:val="left"/>
             </w:pPr>
             <w:r>
+              <w:t xml:space="preserve">Foundation</w:t>
+            </w:r>
+          </w:p>
+        </w:tc>
+        <w:tc>
+          <w:tcPr/>
+          <w:p>
+            <w:pPr>
+              <w:pStyle w:val="Compact"/>
+              <w:jc w:val="left"/>
+            </w:pPr>
+            <w:r>
+              <w:t xml:space="preserve">P1 — 17-economy Asian baseline (</w:t>
+            </w:r>
+            <w:r>
+              <w:rPr>
+                <w:iCs/>
+                <w:i/>
+              </w:rPr>
+              <w:t xml:space="preserve">N</w:t>
+            </w:r>
+            <w:r>
+              <w:t xml:space="preserve"> </w:t>
+            </w:r>
+            <w:r>
+              <w:t xml:space="preserve">= 40,633)</w:t>
+            </w:r>
+          </w:p>
+        </w:tc>
+        <w:tc>
+          <w:tcPr/>
+          <w:p>
+            <w:pPr>
+              <w:pStyle w:val="Compact"/>
+              <w:jc w:val="left"/>
+            </w:pPr>
+            <w:r>
+              <w:t xml:space="preserve">Foundational (CDCM)</w:t>
+            </w:r>
+          </w:p>
+        </w:tc>
+        <w:tc>
+          <w:tcPr/>
+          <w:p>
+            <w:pPr>
+              <w:pStyle w:val="Compact"/>
+              <w:jc w:val="left"/>
+            </w:pPr>
+            <w:r>
+              <w:t xml:space="preserve">Regional productivity stratification;</w:t>
+            </w:r>
+            <w:r>
+              <w:t xml:space="preserve"> </w:t>
+            </w:r>
+            <w:r>
+              <w:rPr>
+                <w:bCs/>
+                <w:b/>
+              </w:rPr>
+              <w:t xml:space="preserve">digital-shield effect</w:t>
+            </w:r>
+            <w:r>
+              <w:t xml:space="preserve"> </w:t>
+            </w:r>
+            <w:r>
+              <w:t xml:space="preserve">(obstacle × technology +0.110,</w:t>
+            </w:r>
+            <w:r>
+              <w:t xml:space="preserve"> </w:t>
+            </w:r>
+            <w:r>
+              <w:rPr>
+                <w:iCs/>
+                <w:i/>
+              </w:rPr>
+              <w:t xml:space="preserve">p</w:t>
+            </w:r>
+            <w:r>
+              <w:t xml:space="preserve"> </w:t>
+            </w:r>
+            <w:r>
+              <w:t xml:space="preserve">&lt; .001)</w:t>
+            </w:r>
+          </w:p>
+        </w:tc>
+        <w:tc>
+          <w:tcPr/>
+          <w:p>
+            <w:pPr>
+              <w:pStyle w:val="Compact"/>
+              <w:jc w:val="left"/>
+            </w:pPr>
+            <w:r>
+              <w:t xml:space="preserve">Seeds CDCM; origin of the "digital shield" that P7 scales to 50 economies</w:t>
+            </w:r>
+          </w:p>
+        </w:tc>
+      </w:tr>
+      <w:tr>
+        <w:tc>
+          <w:tcPr/>
+          <w:p>
+            <w:pPr>
+              <w:pStyle w:val="Compact"/>
+              <w:jc w:val="left"/>
+            </w:pPr>
+            <w:r>
               <w:t xml:space="preserve">RQ1</w:t>
             </w:r>
           </w:p>
@@ -1677,7 +1784,7 @@
         <w:pStyle w:val="FirstParagraph"/>
       </w:pPr>
       <w:r>
-        <w:t xml:space="preserve">Placed side by side, the nine independent pieces of empirical evidence converge on a single, falsifiable theoretical claim:</w:t>
+        <w:t xml:space="preserve">Placed side by side, the full set of ten component studies plus the supplementary book chapter — the 17-economy foundational study (P1), the global meta-analysis (P6), five single-country estimations (P2–P5, P9), the 50-economy pooled test (P7), two boundary cases (P8 SIDS, P10 Japan), and the governance-tier book chapter — converge on a single, falsifiable theoretical claim:</w:t>
       </w:r>
       <w:r>
         <w:t xml:space="preserve"> </w:t>

--- a/dist/BO_NOP_HOAN_CHINH_2026-06/3_luan_an_chuong_phu_luc/kappa_synthesis_en.docx
+++ b/dist/BO_NOP_HOAN_CHINH_2026-06/3_luan_an_chuong_phu_luc/kappa_synthesis_en.docx
@@ -2,13 +2,13 @@
 <file path=word/document.xml><?xml version="1.0" encoding="utf-8"?>
 <w:document xmlns:w="http://schemas.openxmlformats.org/wordprocessingml/2006/main" xmlns:m="http://schemas.openxmlformats.org/officeDocument/2006/math" xmlns:r="http://schemas.openxmlformats.org/officeDocument/2006/relationships" xmlns:o="urn:schemas-microsoft-com:office:office" xmlns:v="urn:schemas-microsoft-com:vml" xmlns:w10="urn:schemas-microsoft-com:office:word" xmlns:a="http://schemas.openxmlformats.org/drawingml/2006/main" xmlns:pic="http://schemas.openxmlformats.org/drawingml/2006/picture" xmlns:wp="http://schemas.openxmlformats.org/drawingml/2006/wordprocessingDrawing">
   <w:body>
-    <w:bookmarkStart w:id="31" w:name="X4ebc71a734341ddfb13fb6a3b24d040d3c874da"/>
+    <w:bookmarkStart w:id="31" w:name="X203cd567b631faed2c9cb29feb8147f6b8288bf"/>
     <w:p>
       <w:pPr>
         <w:pStyle w:val="Heading1"/>
       </w:pPr>
       <w:r>
-        <w:t xml:space="preserve">Internationalisation and Firm Performance in Asia: An Institution-Contingent Reconception</w:t>
+        <w:t xml:space="preserve">Internationalization and Firm Performance in Asia: An Institution-Contingent Reconception</w:t>
       </w:r>
     </w:p>
     <w:bookmarkStart w:id="20" w:name="integrative-synthesis-essay-kappa"/>
@@ -88,7 +88,7 @@
         <w:pStyle w:val="FirstParagraph"/>
       </w:pPr>
       <w:r>
-        <w:t xml:space="preserve">For four decades the internationalisation–performance (I–P) relationship has been one of the most heavily researched — and most stubbornly inconsistent — questions in international business. Meta-analyses recover effect sizes ranging from strongly positive to null to negative, and functional-form claims span linear, U-shaped, inverted-U, S-shaped, and horizontal-J specifications. The dominant reconciliation, since Lu and Beamish (2004) and Contractor, Kundu and Hsu (2003), has been the</w:t>
+        <w:t xml:space="preserve">For four decades the internationalization–performance (I–P) relationship has been one of the most heavily researched — and most stubbornly inconsistent — questions in international business. Meta-analyses recover effect sizes ranging from strongly positive to null to negative, and functional-form claims span linear, U-shaped, inverted-U, S-shaped, and horizontal-J specifications. The dominant reconciliation, since Lu and Beamish (2004) and Contractor, Kundu and Hsu (2003), has been the</w:t>
       </w:r>
       <w:r>
         <w:t xml:space="preserve"> </w:t>
@@ -101,7 +101,7 @@
         <w:t xml:space="preserve">inverted-U</w:t>
       </w:r>
       <w:r>
-        <w:t xml:space="preserve">: early internationalisation incurs liabilities of foreignness and coordination costs, an intermediate range yields scale, learning, and market-diversification benefits, and beyond a turning point governance costs overwhelm those benefits. Yet the inverted-U is itself unstable across contexts, and the field has largely treated this instability as residual noise — "context matters" — rather than as a structured, predictable phenomenon.</w:t>
+        <w:t xml:space="preserve">: early internationalization incurs liabilities of foreignness and coordination costs, an intermediate range yields scale, learning, and market-diversification benefits, and beyond a turning point governance costs overwhelm those benefits. Yet the inverted-U is itself unstable across contexts, and the field has largely treated this instability as residual noise — "context matters" — rather than as a structured, predictable phenomenon.</w:t>
       </w:r>
     </w:p>
     <w:p>
@@ -125,7 +125,7 @@
         <w:t xml:space="preserve"> </w:t>
       </w:r>
       <w:r>
-        <w:t xml:space="preserve">across developing Asia makes the firm-level returns to internationalisation a first-order policy question, not merely an academic one. Second, an</w:t>
+        <w:t xml:space="preserve">across developing Asia makes the firm-level returns to internationalization a first-order policy question, not merely an academic one. Second, an</w:t>
       </w:r>
       <w:r>
         <w:t xml:space="preserve"> </w:t>
@@ -157,7 +157,7 @@
         <w:t xml:space="preserve"> </w:t>
       </w:r>
       <w:r>
-        <w:t xml:space="preserve">has altered the learning mechanism at the heart of internationalisation theory, raising the question of whether digital capability changes the shape, not merely the level, of the I–P relationship. These three forces converge on a firm-level question that the existing literature answers only fragmentarily.</w:t>
+        <w:t xml:space="preserve">has altered the learning mechanism at the heart of internationalization theory, raising the question of whether digital capability changes the shape, not merely the level, of the I–P relationship. These three forces converge on a firm-level question that the existing literature answers only fragmentarily.</w:t>
       </w:r>
     </w:p>
     <w:bookmarkEnd w:id="21"/>
@@ -241,7 +241,7 @@
           <w:iCs/>
           <w:i/>
         </w:rPr>
-        <w:t xml:space="preserve">How does internationalisation affect the performance of Asian firms, and what institutional, digital, and managerial conditions explain the high heterogeneity in that relationship?</w:t>
+        <w:t xml:space="preserve">How does internationalization affect the performance of Asian firms, and what institutional, digital, and managerial conditions explain the high heterogeneity in that relationship?</w:t>
       </w:r>
       <w:r>
         <w:t xml:space="preserve"> </w:t>
@@ -269,7 +269,7 @@
         <w:t xml:space="preserve"> </w:t>
       </w:r>
       <w:r>
-        <w:t xml:space="preserve">What is the pooled effect of internationalisation on firm performance in the 1977–2026 literature, how heterogeneous is it, and which moderators systematically explain that heterogeneity?</w:t>
+        <w:t xml:space="preserve">What is the pooled effect of internationalization on firm performance in the 1977–2026 literature, how heterogeneous is it, and which moderators systematically explain that heterogeneity?</w:t>
       </w:r>
     </w:p>
     <w:p>
@@ -391,7 +391,7 @@
           <w:bCs/>
           <w:b/>
         </w:rPr>
-        <w:t xml:space="preserve">Uppsala internationalisation model</w:t>
+        <w:t xml:space="preserve">Uppsala internationalization model</w:t>
       </w:r>
       <w:r>
         <w:t xml:space="preserve"> </w:t>
@@ -503,7 +503,7 @@
           <w:bCs/>
           <w:b/>
         </w:rPr>
-        <w:t xml:space="preserve">Forced Internationalisation Penalty (FIP)</w:t>
+        <w:t xml:space="preserve">Forced Internationalization Penalty (FIP)</w:t>
       </w:r>
       <w:r>
         <w:t xml:space="preserve">, a named boundary condition stating that when all three CDCM tiers are simultaneously minimal, the I–P relationship loses not only its early-stage benefit but its inverted-U form, tilting toward a monotone-negative limiting case.</w:t>
@@ -1794,7 +1794,7 @@
           <w:bCs/>
           <w:b/>
         </w:rPr>
-        <w:t xml:space="preserve">internationalisation improves firm performance through a functional form that is itself a function of institutional position.</w:t>
+        <w:t xml:space="preserve">internationalization improves firm performance through a functional form that is itself a function of institutional position.</w:t>
       </w:r>
       <w:r>
         <w:t xml:space="preserve"> </w:t>
@@ -2048,13 +2048,13 @@
           <w:bCs/>
           <w:b/>
         </w:rPr>
-        <w:t xml:space="preserve">The Forced Internationalisation Penalty (FIP).</w:t>
-      </w:r>
-      <w:r>
-        <w:t xml:space="preserve"> </w:t>
-      </w:r>
-      <w:r>
-        <w:t xml:space="preserve">A newly named boundary condition specifying that when domestic-market size, trade costs, and institutional support are simultaneously adverse, the I–P relationship loses its inverted-U form. Its value is theoretical beyond any single estimate: it demarcates the application boundary of a whole family of internationalisation theories that tacitly assume minimum structural conditions are met. The accompanying SIDS evidence (P8) is treated transparently as exploratory and data-version-sensitive.</w:t>
+        <w:t xml:space="preserve">The Forced Internationalization Penalty (FIP).</w:t>
+      </w:r>
+      <w:r>
+        <w:t xml:space="preserve"> </w:t>
+      </w:r>
+      <w:r>
+        <w:t xml:space="preserve">A newly named boundary condition specifying that when domestic-market size, trade costs, and institutional support are simultaneously adverse, the I–P relationship loses its inverted-U form. Its value is theoretical beyond any single estimate: it demarcates the application boundary of a whole family of internationalization theories that tacitly assume minimum structural conditions are met. The accompanying SIDS evidence (P8) is treated transparently as exploratory and data-version-sensitive.</w:t>
       </w:r>
     </w:p>
     <w:p>
@@ -2127,7 +2127,7 @@
         <w:t xml:space="preserve">firm level</w:t>
       </w:r>
       <w:r>
-        <w:t xml:space="preserve">, with internationalisation measured as</w:t>
+        <w:t xml:space="preserve">, with internationalization measured as</w:t>
       </w:r>
       <w:r>
         <w:t xml:space="preserve"> </w:t>
@@ -2143,7 +2143,7 @@
         <w:t xml:space="preserve"> </w:t>
       </w:r>
       <w:r>
-        <w:t xml:space="preserve">(the sales-based dimension of the degree of internationalisation; Sullivan, 1994); other dimensions (geographic scope, FDI-based commitment depth) are out-of-scope boundary conditions to be replicated. It is calibrated on the</w:t>
+        <w:t xml:space="preserve">(the sales-based dimension of the degree of internationalization; Sullivan, 1994); other dimensions (geographic scope, FDI-based commitment depth) are out-of-scope boundary conditions to be replicated. It is calibrated on the</w:t>
       </w:r>
       <w:r>
         <w:t xml:space="preserve"> </w:t>
@@ -2250,7 +2250,7 @@
         <w:t xml:space="preserve">practice and policy</w:t>
       </w:r>
       <w:r>
-        <w:t xml:space="preserve">, it replaces a one-size-fits-all prescription with a regime-conditioned policy map: in strong-institution regimes, remove expansion ceilings and raise absorptive-capacity ceilings; in transition regimes, identify the optimum and avoid over-expansion ahead of coordination capacity; in the SIDS regime, address structural trade-cost and institutional constraints before expecting internationalisation to improve performance — because there internationalisation is a survival burden, not a competitive-advantage choice.</w:t>
+        <w:t xml:space="preserve">, it replaces a one-size-fits-all prescription with a regime-conditioned policy map: in strong-institution regimes, remove expansion ceilings and raise absorptive-capacity ceilings; in transition regimes, identify the optimum and avoid over-expansion ahead of coordination capacity; in the SIDS regime, address structural trade-cost and institutional constraints before expecting internationalization to improve performance — because there internationalization is a survival burden, not a competitive-advantage choice.</w:t>
       </w:r>
     </w:p>
     <w:bookmarkEnd w:id="28"/>
@@ -2268,7 +2268,7 @@
         <w:pStyle w:val="FirstParagraph"/>
       </w:pPr>
       <w:r>
-        <w:t xml:space="preserve">The principal limitations are stated as study weaknesses distinct from the framework's boundary conditions: the single-dimension (export-intensity) operationalisation of internationalisation; the labour-productivity (rather than multidimensional) performance measure; the repeated-cross-section design; and the platform-level operationalisation of digital adoption. Each maps to a future-research direction: multidimensional DOI measures, multidimensional performance, genuine firm-level panels (the forthcoming WBES core panel), richer Tier-2 digital measures, and replication of the three-zone morphology beyond Asia-Pacific.</w:t>
+        <w:t xml:space="preserve">The principal limitations are stated as study weaknesses distinct from the framework's boundary conditions: the single-dimension (export-intensity) operationalisation of internationalization; the labour-productivity (rather than multidimensional) performance measure; the repeated-cross-section design; and the platform-level operationalisation of digital adoption. Each maps to a future-research direction: multidimensional DOI measures, multidimensional performance, genuine firm-level panels (the forthcoming WBES core panel), richer Tier-2 digital measures, and replication of the three-zone morphology beyond Asia-Pacific.</w:t>
       </w:r>
     </w:p>
     <w:bookmarkEnd w:id="29"/>
@@ -2286,7 +2286,7 @@
         <w:pStyle w:val="FirstParagraph"/>
       </w:pPr>
       <w:r>
-        <w:t xml:space="preserve">The dissertation's single new sentence to the field is this: across the institutional spectrum of Asia and the Pacific, the form of the internationalisation–performance relationship is itself governed by institutions, such that the inverted-U is one regime-specific case within a continuum that runs from near-linear reward at the upper bound to structural penalty at the lower bound — and the dissertation identifies, and names, the point at which the inverted-U no longer applies.</w:t>
+        <w:t xml:space="preserve">The dissertation's single new sentence to the field is this: across the institutional spectrum of Asia and the Pacific, the form of the internationalization–performance relationship is itself governed by institutions, such that the inverted-U is one regime-specific case within a continuum that runs from near-linear reward at the upper bound to structural penalty at the lower bound — and the dissertation identifies, and names, the point at which the inverted-U no longer applies.</w:t>
       </w:r>
     </w:p>
     <w:p>
